--- a/ind/docx/17.content.docx
+++ b/ind/docx/17.content.docx
@@ -19,7 +19,7 @@
         <w:rPr>
           <w:lang w:val="id_ID" w:bidi="id_ID"/>
         </w:rPr>
-        <w:t>Resource: Tyndale Open Study Notes</w:t>
+        <w:t>Resource: Aquifer Open Study Notes (Book Intros)</w:t>
       </w:r>
       <w:r>
         <w:rPr>
@@ -112,7 +112,7 @@
         <w:rPr>
           <w:lang w:val="id_ID" w:bidi="id_ID"/>
         </w:rPr>
-        <w:t>Tyndale Open Study Notes</w:t>
+        <w:t>Aquifer Open Study Notes (Book Intros)</w:t>
       </w:r>
     </w:p>
     <w:p>

--- a/ind/docx/17.content.docx
+++ b/ind/docx/17.content.docx
@@ -258,36 +258,24 @@
         </w:rPr>
         <w:t>Kitab Ester berlatar belakang pada masa pemerintahan Raja Ahasyweros dari Persia (486–465 SM). Pada generasi sebelumnya (538 SM), sekitar 50.000 orang telah kembali ke Yudea dari Babel (</w:t>
       </w:r>
-      <w:hyperlink r:id="rId13">
-        <w:r>
-          <w:rPr>
-            <w:lang w:val="id_ID" w:bidi="id_ID"/>
-          </w:rPr>
-          <w:rPr>
-            <w:color w:val="0000EE"/>
-            <w:u w:val="single"/>
-          </w:rPr>
-          <w:t>Ezra 1:1–5</w:t>
-        </w:r>
-      </w:hyperlink>
+      <w:r>
+        <w:rPr>
+          <w:lang w:val="id_ID" w:bidi="id_ID"/>
+        </w:rPr>
+        <w:t>Ezra 1:1–5</w:t>
+      </w:r>
       <w:r>
         <w:rPr>
           <w:lang w:val="id_ID" w:bidi="id_ID"/>
         </w:rPr>
         <w:t xml:space="preserve">; </w:t>
       </w:r>
-      <w:hyperlink r:id="rId14">
-        <w:r>
-          <w:rPr>
-            <w:lang w:val="id_ID" w:bidi="id_ID"/>
-          </w:rPr>
-          <w:rPr>
-            <w:color w:val="0000EE"/>
-            <w:u w:val="single"/>
-          </w:rPr>
-          <w:t>2:64–67</w:t>
-        </w:r>
-      </w:hyperlink>
+      <w:r>
+        <w:rPr>
+          <w:lang w:val="id_ID" w:bidi="id_ID"/>
+        </w:rPr>
+        <w:t>2:64–67</w:t>
+      </w:r>
       <w:r>
         <w:rPr>
           <w:lang w:val="id_ID" w:bidi="id_ID"/>
@@ -333,36 +321,24 @@
         </w:rPr>
         <w:t>Ketika Raja Ahasyweros mengadakan sebuah perjamuan yang mewah untuk para pemimpin utama Persia, Ratu Wasti menolak untuk memamerkan kecantikannya. Akibatnya, Ahasyweros mencopotnya dan mencari seorang ratu yang baru (</w:t>
       </w:r>
-      <w:hyperlink r:id="rId15">
-        <w:r>
-          <w:rPr>
-            <w:lang w:val="id_ID" w:bidi="id_ID"/>
-          </w:rPr>
-          <w:rPr>
-            <w:color w:val="0000EE"/>
-            <w:u w:val="single"/>
-          </w:rPr>
-          <w:t>Est. 1:1–2:4</w:t>
-        </w:r>
-      </w:hyperlink>
+      <w:r>
+        <w:rPr>
+          <w:lang w:val="id_ID" w:bidi="id_ID"/>
+        </w:rPr>
+        <w:t>Est. 1:1–2:4</w:t>
+      </w:r>
       <w:r>
         <w:rPr>
           <w:lang w:val="id_ID" w:bidi="id_ID"/>
         </w:rPr>
         <w:t>). Ester, sepupu Mordekhai yang merupakan seorang Yahudi, terpilih menjadi ratu (</w:t>
       </w:r>
-      <w:hyperlink r:id="rId16">
-        <w:r>
-          <w:rPr>
-            <w:lang w:val="id_ID" w:bidi="id_ID"/>
-          </w:rPr>
-          <w:rPr>
-            <w:color w:val="0000EE"/>
-            <w:u w:val="single"/>
-          </w:rPr>
-          <w:t>Est. 2:5–18</w:t>
-        </w:r>
-      </w:hyperlink>
+      <w:r>
+        <w:rPr>
+          <w:lang w:val="id_ID" w:bidi="id_ID"/>
+        </w:rPr>
+        <w:t>Est. 2:5–18</w:t>
+      </w:r>
       <w:r>
         <w:rPr>
           <w:lang w:val="id_ID" w:bidi="id_ID"/>
@@ -383,72 +359,48 @@
         </w:rPr>
         <w:t>Setelah Mordekhai menjadi pejabat istana, ia mengungkapkan rencana jahat terhadap raja dan melaporkannya melalui Ester. Pada kesempatan lain, Mordekhai menolak untuk bersujud kepada Haman, pejabat tertinggi Ahasyweros, yang menyebabkan Haman merencanakan pembunuhan terhadap semua orang Yahudi di kekaisaran (</w:t>
       </w:r>
-      <w:hyperlink r:id="rId17">
-        <w:r>
-          <w:rPr>
-            <w:lang w:val="id_ID" w:bidi="id_ID"/>
-          </w:rPr>
-          <w:rPr>
-            <w:color w:val="0000EE"/>
-            <w:u w:val="single"/>
-          </w:rPr>
-          <w:t>Est. 2:19–3:15</w:t>
-        </w:r>
-      </w:hyperlink>
+      <w:r>
+        <w:rPr>
+          <w:lang w:val="id_ID" w:bidi="id_ID"/>
+        </w:rPr>
+        <w:t>Est. 2:19–3:15</w:t>
+      </w:r>
       <w:r>
         <w:rPr>
           <w:lang w:val="id_ID" w:bidi="id_ID"/>
         </w:rPr>
         <w:t>). Saat komunitas Yahudi berdoa (</w:t>
       </w:r>
-      <w:hyperlink r:id="rId18">
-        <w:r>
-          <w:rPr>
-            <w:lang w:val="id_ID" w:bidi="id_ID"/>
-          </w:rPr>
-          <w:rPr>
-            <w:color w:val="0000EE"/>
-            <w:u w:val="single"/>
-          </w:rPr>
-          <w:t>Est. 4:16</w:t>
-        </w:r>
-      </w:hyperlink>
+      <w:r>
+        <w:rPr>
+          <w:lang w:val="id_ID" w:bidi="id_ID"/>
+        </w:rPr>
+        <w:t>Est. 4:16</w:t>
+      </w:r>
       <w:r>
         <w:rPr>
           <w:lang w:val="id_ID" w:bidi="id_ID"/>
         </w:rPr>
         <w:t>), Ester mempertaruhkan nyawanya dengan mendekati raja tanpa diundang dan mengundang raja serta Haman ke pesta (</w:t>
       </w:r>
-      <w:hyperlink r:id="rId19">
-        <w:r>
-          <w:rPr>
-            <w:lang w:val="id_ID" w:bidi="id_ID"/>
-          </w:rPr>
-          <w:rPr>
-            <w:color w:val="0000EE"/>
-            <w:u w:val="single"/>
-          </w:rPr>
-          <w:t>psl. 4</w:t>
-        </w:r>
-      </w:hyperlink>
+      <w:r>
+        <w:rPr>
+          <w:lang w:val="id_ID" w:bidi="id_ID"/>
+        </w:rPr>
+        <w:t>psl. 4</w:t>
+      </w:r>
       <w:r>
         <w:rPr>
           <w:lang w:val="id_ID" w:bidi="id_ID"/>
         </w:rPr>
         <w:t>). Sementara itu, Haman telah membangun tiang untuk menancapkan Mordekhai (</w:t>
       </w:r>
-      <w:hyperlink r:id="rId20">
-        <w:r>
-          <w:rPr>
-            <w:lang w:val="id_ID" w:bidi="id_ID"/>
-          </w:rPr>
-          <w:rPr>
-            <w:color w:val="0000EE"/>
-            <w:u w:val="single"/>
-          </w:rPr>
-          <w:t>Est. 5:14</w:t>
-        </w:r>
-      </w:hyperlink>
+      <w:r>
+        <w:rPr>
+          <w:lang w:val="id_ID" w:bidi="id_ID"/>
+        </w:rPr>
+        <w:t>Est. 5:14</w:t>
+      </w:r>
       <w:r>
         <w:rPr>
           <w:lang w:val="id_ID" w:bidi="id_ID"/>
@@ -469,36 +421,24 @@
         </w:rPr>
         <w:t>Setelah menyadari bahwa Mordekhai belum pernah diberi penghargaan atas pengungkapan rencana pembunuhan, raja memerintahkan Haman untuk memimpin prosesi yang dirancang untuk menghormati Mordekhai, sebuah peristiwa yang memalukan bagi Haman (</w:t>
       </w:r>
-      <w:hyperlink r:id="rId21">
-        <w:r>
-          <w:rPr>
-            <w:lang w:val="id_ID" w:bidi="id_ID"/>
-          </w:rPr>
-          <w:rPr>
-            <w:color w:val="0000EE"/>
-            <w:u w:val="single"/>
-          </w:rPr>
-          <w:t>psl. 6</w:t>
-        </w:r>
-      </w:hyperlink>
+      <w:r>
+        <w:rPr>
+          <w:lang w:val="id_ID" w:bidi="id_ID"/>
+        </w:rPr>
+        <w:t>psl. 6</w:t>
+      </w:r>
       <w:r>
         <w:rPr>
           <w:lang w:val="id_ID" w:bidi="id_ID"/>
         </w:rPr>
         <w:t>). Kemudian, di perjamuan, Ester mengungkapkan bahwa rencana Haman adalah serangan pribadi terhadap bangsanya. Haman akhirnya dihukum mati di tiang gantungnya sendiri (</w:t>
       </w:r>
-      <w:hyperlink r:id="rId22">
-        <w:r>
-          <w:rPr>
-            <w:lang w:val="id_ID" w:bidi="id_ID"/>
-          </w:rPr>
-          <w:rPr>
-            <w:color w:val="0000EE"/>
-            <w:u w:val="single"/>
-          </w:rPr>
-          <w:t>psl. 7</w:t>
-        </w:r>
-      </w:hyperlink>
+      <w:r>
+        <w:rPr>
+          <w:lang w:val="id_ID" w:bidi="id_ID"/>
+        </w:rPr>
+        <w:t>psl. 7</w:t>
+      </w:r>
       <w:r>
         <w:rPr>
           <w:lang w:val="id_ID" w:bidi="id_ID"/>
@@ -519,36 +459,24 @@
         </w:rPr>
         <w:t>Raja Ahasyweros kemudian mengizinkan orang-orang Yahudi untuk membela diri melawan musuh-musuh mereka (</w:t>
       </w:r>
-      <w:hyperlink r:id="rId23">
-        <w:r>
-          <w:rPr>
-            <w:lang w:val="id_ID" w:bidi="id_ID"/>
-          </w:rPr>
-          <w:rPr>
-            <w:color w:val="0000EE"/>
-            <w:u w:val="single"/>
-          </w:rPr>
-          <w:t>Est. 8:1–14</w:t>
-        </w:r>
-      </w:hyperlink>
+      <w:r>
+        <w:rPr>
+          <w:lang w:val="id_ID" w:bidi="id_ID"/>
+        </w:rPr>
+        <w:t>Est. 8:1–14</w:t>
+      </w:r>
       <w:r>
         <w:rPr>
           <w:lang w:val="id_ID" w:bidi="id_ID"/>
         </w:rPr>
         <w:t>). Orang Yahudi bersukacita, Mordekhai dipromosikan, dan anak-anak Haman dieksekusi (</w:t>
       </w:r>
-      <w:hyperlink r:id="rId24">
-        <w:r>
-          <w:rPr>
-            <w:lang w:val="id_ID" w:bidi="id_ID"/>
-          </w:rPr>
-          <w:rPr>
-            <w:color w:val="0000EE"/>
-            <w:u w:val="single"/>
-          </w:rPr>
-          <w:t>Est. 9:1–17</w:t>
-        </w:r>
-      </w:hyperlink>
+      <w:r>
+        <w:rPr>
+          <w:lang w:val="id_ID" w:bidi="id_ID"/>
+        </w:rPr>
+        <w:t>Est. 9:1–17</w:t>
+      </w:r>
       <w:r>
         <w:rPr>
           <w:lang w:val="id_ID" w:bidi="id_ID"/>
@@ -605,18 +533,12 @@
         </w:rPr>
         <w:t>Kitab Ester adalah narasi biografi yang mirip dengan kisah Yusuf (</w:t>
       </w:r>
-      <w:hyperlink r:id="rId25">
-        <w:r>
-          <w:rPr>
-            <w:lang w:val="id_ID" w:bidi="id_ID"/>
-          </w:rPr>
-          <w:rPr>
-            <w:color w:val="0000EE"/>
-            <w:u w:val="single"/>
-          </w:rPr>
-          <w:t>Kej. 37–48</w:t>
-        </w:r>
-      </w:hyperlink>
+      <w:r>
+        <w:rPr>
+          <w:lang w:val="id_ID" w:bidi="id_ID"/>
+        </w:rPr>
+        <w:t>Kej. 37–48</w:t>
+      </w:r>
       <w:r>
         <w:rPr>
           <w:lang w:val="id_ID" w:bidi="id_ID"/>
@@ -637,36 +559,24 @@
         </w:rPr>
         <w:t xml:space="preserve">Di sisi lain, keakuratan historis Kitab ini didukung karena (a) Kitab ini menggunakan nama, gelar, dan adat istiadat Persia yang autentik; (b) di tempat lain Allah bekerja di balik layar untuk memanfaatkan kebetulan yang tampaknya mustahil demi kemuliaan-Nya (mis., </w:t>
       </w:r>
-      <w:hyperlink r:id="rId25">
-        <w:r>
-          <w:rPr>
-            <w:lang w:val="id_ID" w:bidi="id_ID"/>
-          </w:rPr>
-          <w:rPr>
-            <w:color w:val="0000EE"/>
-            <w:u w:val="single"/>
-          </w:rPr>
-          <w:t>Kej. 37–48</w:t>
-        </w:r>
-      </w:hyperlink>
+      <w:r>
+        <w:rPr>
+          <w:lang w:val="id_ID" w:bidi="id_ID"/>
+        </w:rPr>
+        <w:t>Kej. 37–48</w:t>
+      </w:r>
       <w:r>
         <w:rPr>
           <w:lang w:val="id_ID" w:bidi="id_ID"/>
         </w:rPr>
         <w:t xml:space="preserve">; </w:t>
       </w:r>
-      <w:hyperlink r:id="rId26">
-        <w:r>
-          <w:rPr>
-            <w:lang w:val="id_ID" w:bidi="id_ID"/>
-          </w:rPr>
-          <w:rPr>
-            <w:color w:val="0000EE"/>
-            <w:u w:val="single"/>
-          </w:rPr>
-          <w:t>Rut 1–4</w:t>
-        </w:r>
-      </w:hyperlink>
+      <w:r>
+        <w:rPr>
+          <w:lang w:val="id_ID" w:bidi="id_ID"/>
+        </w:rPr>
+        <w:t>Rut 1–4</w:t>
+      </w:r>
       <w:r>
         <w:rPr>
           <w:lang w:val="id_ID" w:bidi="id_ID"/>
@@ -723,18 +633,12 @@
         </w:rPr>
         <w:t xml:space="preserve">Walaupun Kitab Ester tidak pernah menyebut Allah, tujuan utamanya adalah untuk menunjukkan bahwa Allah bekerja dengan penuh pemeliharaan untuk memelihara umat-Nya. Allah menggunakan kesombongan Ahasyweros yang mabuk untuk mengangkat Ester ke posisi berpengaruh (pasal </w:t>
       </w:r>
-      <w:hyperlink r:id="rId27">
-        <w:r>
-          <w:rPr>
-            <w:lang w:val="id_ID" w:bidi="id_ID"/>
-          </w:rPr>
-          <w:rPr>
-            <w:color w:val="0000EE"/>
-            <w:u w:val="single"/>
-          </w:rPr>
-          <w:t>1–2</w:t>
-        </w:r>
-      </w:hyperlink>
+      <w:r>
+        <w:rPr>
+          <w:lang w:val="id_ID" w:bidi="id_ID"/>
+        </w:rPr>
+        <w:t>1–2</w:t>
+      </w:r>
       <w:r>
         <w:rPr>
           <w:lang w:val="id_ID" w:bidi="id_ID"/>
